--- a/映画脚本/Projects/常世ホテル/output/常世ホテル_第10話_脚本_20260926_v1.docx
+++ b/映画脚本/Projects/常世ホテル/output/常世ホテル_第10話_脚本_20260926_v1.docx
@@ -7101,6 +7101,1077 @@
           <w:szCs w:val="24"/>
         </w:rPr>
         <w:t xml:space="preserve">パトカーが、走り出す。</w:t>
+      </w:r>
+    </w:p>
+    <w:p>
+      <w:pPr>
+        <w:spacing w:after="0" w:before="200" w:line="240"/>
+        <w:ind w:left="0" w:right="0"/>
+        <w:jc w:val="left"/>
+      </w:pPr>
+      <w:r>
+        <w:rPr>
+          <w:rFonts w:ascii="Courier New" w:cs="Courier New" w:eastAsia="Courier New" w:hAnsi="Courier New"/>
+          <w:b w:val="false"/>
+          <w:bCs w:val="false"/>
+          <w:sz w:val="24"/>
+          <w:szCs w:val="24"/>
+        </w:rPr>
+        <w:t xml:space="preserve">INT. パトカー・後部座席 - 朝</w:t>
+      </w:r>
+    </w:p>
+    <w:p>
+      <w:pPr>
+        <w:spacing w:after="120" w:before="0" w:line="240"/>
+        <w:ind w:left="0" w:right="0"/>
+        <w:jc w:val="left"/>
+      </w:pPr>
+      <w:r>
+        <w:rPr>
+          <w:rFonts w:ascii="Courier New" w:cs="Courier New" w:eastAsia="Courier New" w:hAnsi="Courier New"/>
+          <w:b w:val="false"/>
+          <w:bCs w:val="false"/>
+          <w:sz w:val="24"/>
+          <w:szCs w:val="24"/>
+        </w:rPr>
+        <w:t xml:space="preserve">圭介が、窓の外を見ている。手錠の手を、膝の上に置いて。</w:t>
+      </w:r>
+    </w:p>
+    <w:p>
+      <w:pPr>
+        <w:spacing w:after="120" w:before="0" w:line="240"/>
+        <w:ind w:left="0" w:right="0"/>
+        <w:jc w:val="left"/>
+      </w:pPr>
+      <w:r>
+        <w:rPr>
+          <w:rFonts w:ascii="Courier New" w:cs="Courier New" w:eastAsia="Courier New" w:hAnsi="Courier New"/>
+          <w:b w:val="false"/>
+          <w:bCs w:val="false"/>
+          <w:sz w:val="24"/>
+          <w:szCs w:val="24"/>
+        </w:rPr>
+        <w:t xml:space="preserve">隣に、若林。</w:t>
+      </w:r>
+    </w:p>
+    <w:p>
+      <w:pPr>
+        <w:spacing w:after="120" w:before="0" w:line="240"/>
+        <w:ind w:left="0" w:right="0"/>
+        <w:jc w:val="left"/>
+      </w:pPr>
+      <w:r>
+        <w:rPr>
+          <w:rFonts w:ascii="Courier New" w:cs="Courier New" w:eastAsia="Courier New" w:hAnsi="Courier New"/>
+          <w:b w:val="false"/>
+          <w:bCs w:val="false"/>
+          <w:sz w:val="24"/>
+          <w:szCs w:val="24"/>
+        </w:rPr>
+        <w:t xml:space="preserve">助手席の川島は、前を向いたまま、何も言わない。</w:t>
+      </w:r>
+    </w:p>
+    <w:p>
+      <w:pPr>
+        <w:spacing w:after="0" w:before="200" w:line="240"/>
+        <w:ind w:left="3170" w:right="0"/>
+        <w:jc w:val="left"/>
+      </w:pPr>
+      <w:r>
+        <w:rPr>
+          <w:rFonts w:ascii="Courier New" w:cs="Courier New" w:eastAsia="Courier New" w:hAnsi="Courier New"/>
+          <w:b w:val="false"/>
+          <w:bCs w:val="false"/>
+          <w:sz w:val="24"/>
+          <w:szCs w:val="24"/>
+        </w:rPr>
+        <w:t xml:space="preserve">若林</w:t>
+      </w:r>
+    </w:p>
+    <w:p>
+      <w:pPr>
+        <w:spacing w:after="0" w:before="0" w:line="240"/>
+        <w:ind w:left="1440" w:right="2160"/>
+        <w:jc w:val="left"/>
+      </w:pPr>
+      <w:r>
+        <w:rPr>
+          <w:rFonts w:ascii="Courier New" w:cs="Courier New" w:eastAsia="Courier New" w:hAnsi="Courier New"/>
+          <w:b w:val="false"/>
+          <w:bCs w:val="false"/>
+          <w:sz w:val="24"/>
+          <w:szCs w:val="24"/>
+        </w:rPr>
+        <w:t xml:space="preserve">久我さん。</w:t>
+      </w:r>
+    </w:p>
+    <w:p>
+      <w:pPr>
+        <w:spacing w:after="0" w:before="200" w:line="240"/>
+        <w:ind w:left="3170" w:right="0"/>
+        <w:jc w:val="left"/>
+      </w:pPr>
+      <w:r>
+        <w:rPr>
+          <w:rFonts w:ascii="Courier New" w:cs="Courier New" w:eastAsia="Courier New" w:hAnsi="Courier New"/>
+          <w:b w:val="false"/>
+          <w:bCs w:val="false"/>
+          <w:sz w:val="24"/>
+          <w:szCs w:val="24"/>
+        </w:rPr>
+        <w:t xml:space="preserve">圭介</w:t>
+      </w:r>
+    </w:p>
+    <w:p>
+      <w:pPr>
+        <w:spacing w:after="0" w:before="0" w:line="240"/>
+        <w:ind w:left="1440" w:right="2160"/>
+        <w:jc w:val="left"/>
+      </w:pPr>
+      <w:r>
+        <w:rPr>
+          <w:rFonts w:ascii="Courier New" w:cs="Courier New" w:eastAsia="Courier New" w:hAnsi="Courier New"/>
+          <w:b w:val="false"/>
+          <w:bCs w:val="false"/>
+          <w:sz w:val="24"/>
+          <w:szCs w:val="24"/>
+        </w:rPr>
+        <w:t xml:space="preserve">なんだ。</w:t>
+      </w:r>
+    </w:p>
+    <w:p>
+      <w:pPr>
+        <w:spacing w:after="0" w:before="200" w:line="240"/>
+        <w:ind w:left="3170" w:right="0"/>
+        <w:jc w:val="left"/>
+      </w:pPr>
+      <w:r>
+        <w:rPr>
+          <w:rFonts w:ascii="Courier New" w:cs="Courier New" w:eastAsia="Courier New" w:hAnsi="Courier New"/>
+          <w:b w:val="false"/>
+          <w:bCs w:val="false"/>
+          <w:sz w:val="24"/>
+          <w:szCs w:val="24"/>
+        </w:rPr>
+        <w:t xml:space="preserve">若林</w:t>
+      </w:r>
+    </w:p>
+    <w:p>
+      <w:pPr>
+        <w:spacing w:after="0" w:before="0" w:line="240"/>
+        <w:ind w:left="1440" w:right="2160"/>
+        <w:jc w:val="left"/>
+      </w:pPr>
+      <w:r>
+        <w:rPr>
+          <w:rFonts w:ascii="Courier New" w:cs="Courier New" w:eastAsia="Courier New" w:hAnsi="Courier New"/>
+          <w:b w:val="false"/>
+          <w:bCs w:val="false"/>
+          <w:sz w:val="24"/>
+          <w:szCs w:val="24"/>
+        </w:rPr>
+        <w:t xml:space="preserve">僕、刑事、辞めません。</w:t>
+      </w:r>
+    </w:p>
+    <w:p>
+      <w:pPr>
+        <w:spacing w:after="0" w:before="200" w:line="240"/>
+        <w:ind w:left="3170" w:right="0"/>
+        <w:jc w:val="left"/>
+      </w:pPr>
+      <w:r>
+        <w:rPr>
+          <w:rFonts w:ascii="Courier New" w:cs="Courier New" w:eastAsia="Courier New" w:hAnsi="Courier New"/>
+          <w:b w:val="false"/>
+          <w:bCs w:val="false"/>
+          <w:sz w:val="24"/>
+          <w:szCs w:val="24"/>
+        </w:rPr>
+        <w:t xml:space="preserve">圭介</w:t>
+      </w:r>
+    </w:p>
+    <w:p>
+      <w:pPr>
+        <w:spacing w:after="0" w:before="0" w:line="240"/>
+        <w:ind w:left="1440" w:right="2160"/>
+        <w:jc w:val="left"/>
+      </w:pPr>
+      <w:r>
+        <w:rPr>
+          <w:rFonts w:ascii="Courier New" w:cs="Courier New" w:eastAsia="Courier New" w:hAnsi="Courier New"/>
+          <w:b w:val="false"/>
+          <w:bCs w:val="false"/>
+          <w:sz w:val="24"/>
+          <w:szCs w:val="24"/>
+        </w:rPr>
+        <w:t xml:space="preserve">……辞めるつもりだったのか。</w:t>
+      </w:r>
+    </w:p>
+    <w:p>
+      <w:pPr>
+        <w:spacing w:after="0" w:before="200" w:line="240"/>
+        <w:ind w:left="3170" w:right="0"/>
+        <w:jc w:val="left"/>
+      </w:pPr>
+      <w:r>
+        <w:rPr>
+          <w:rFonts w:ascii="Courier New" w:cs="Courier New" w:eastAsia="Courier New" w:hAnsi="Courier New"/>
+          <w:b w:val="false"/>
+          <w:bCs w:val="false"/>
+          <w:sz w:val="24"/>
+          <w:szCs w:val="24"/>
+        </w:rPr>
+        <w:t xml:space="preserve">若林</w:t>
+      </w:r>
+    </w:p>
+    <w:p>
+      <w:pPr>
+        <w:spacing w:after="0" w:before="0" w:line="240"/>
+        <w:ind w:left="1440" w:right="2160"/>
+        <w:jc w:val="left"/>
+      </w:pPr>
+      <w:r>
+        <w:rPr>
+          <w:rFonts w:ascii="Courier New" w:cs="Courier New" w:eastAsia="Courier New" w:hAnsi="Courier New"/>
+          <w:b w:val="false"/>
+          <w:bCs w:val="false"/>
+          <w:sz w:val="24"/>
+          <w:szCs w:val="24"/>
+        </w:rPr>
+        <w:t xml:space="preserve">さっきまで。先輩を挙げて、先輩の首から縄をはずして、また手錠をかけて。こんな仕事、もういいって。</w:t>
+      </w:r>
+    </w:p>
+    <w:p>
+      <w:pPr>
+        <w:spacing w:after="120" w:before="0" w:line="240"/>
+        <w:ind w:left="0" w:right="0"/>
+        <w:jc w:val="left"/>
+      </w:pPr>
+      <w:r>
+        <w:rPr>
+          <w:rFonts w:ascii="Courier New" w:cs="Courier New" w:eastAsia="Courier New" w:hAnsi="Courier New"/>
+          <w:b w:val="false"/>
+          <w:bCs w:val="false"/>
+          <w:sz w:val="24"/>
+          <w:szCs w:val="24"/>
+        </w:rPr>
+        <w:t xml:space="preserve">圭介は、窓の外を見たまま。</w:t>
+      </w:r>
+    </w:p>
+    <w:p>
+      <w:pPr>
+        <w:spacing w:after="0" w:before="200" w:line="240"/>
+        <w:ind w:left="3170" w:right="0"/>
+        <w:jc w:val="left"/>
+      </w:pPr>
+      <w:r>
+        <w:rPr>
+          <w:rFonts w:ascii="Courier New" w:cs="Courier New" w:eastAsia="Courier New" w:hAnsi="Courier New"/>
+          <w:b w:val="false"/>
+          <w:bCs w:val="false"/>
+          <w:sz w:val="24"/>
+          <w:szCs w:val="24"/>
+        </w:rPr>
+        <w:t xml:space="preserve">若林（CONT'D）</w:t>
+      </w:r>
+    </w:p>
+    <w:p>
+      <w:pPr>
+        <w:spacing w:after="0" w:before="0" w:line="240"/>
+        <w:ind w:left="1440" w:right="2160"/>
+        <w:jc w:val="left"/>
+      </w:pPr>
+      <w:r>
+        <w:rPr>
+          <w:rFonts w:ascii="Courier New" w:cs="Courier New" w:eastAsia="Courier New" w:hAnsi="Courier New"/>
+          <w:b w:val="false"/>
+          <w:bCs w:val="false"/>
+          <w:sz w:val="24"/>
+          <w:szCs w:val="24"/>
+        </w:rPr>
+        <w:t xml:space="preserve">でも、久我さんが、裁判で裁かれたいって言ったから。裁く側に、誰かいないとだめじゃないですか。</w:t>
+      </w:r>
+    </w:p>
+    <w:p>
+      <w:pPr>
+        <w:spacing w:after="0" w:before="200" w:line="240"/>
+        <w:ind w:left="3170" w:right="0"/>
+        <w:jc w:val="left"/>
+      </w:pPr>
+      <w:r>
+        <w:rPr>
+          <w:rFonts w:ascii="Courier New" w:cs="Courier New" w:eastAsia="Courier New" w:hAnsi="Courier New"/>
+          <w:b w:val="false"/>
+          <w:bCs w:val="false"/>
+          <w:sz w:val="24"/>
+          <w:szCs w:val="24"/>
+        </w:rPr>
+        <w:t xml:space="preserve">圭介</w:t>
+      </w:r>
+    </w:p>
+    <w:p>
+      <w:pPr>
+        <w:spacing w:after="0" w:before="0" w:line="240"/>
+        <w:ind w:left="1440" w:right="2160"/>
+        <w:jc w:val="left"/>
+      </w:pPr>
+      <w:r>
+        <w:rPr>
+          <w:rFonts w:ascii="Courier New" w:cs="Courier New" w:eastAsia="Courier New" w:hAnsi="Courier New"/>
+          <w:b w:val="false"/>
+          <w:bCs w:val="false"/>
+          <w:sz w:val="24"/>
+          <w:szCs w:val="24"/>
+        </w:rPr>
+        <w:t xml:space="preserve">……ああ。</w:t>
+      </w:r>
+    </w:p>
+    <w:p>
+      <w:pPr>
+        <w:spacing w:after="0" w:before="200" w:line="240"/>
+        <w:ind w:left="3170" w:right="0"/>
+        <w:jc w:val="left"/>
+      </w:pPr>
+      <w:r>
+        <w:rPr>
+          <w:rFonts w:ascii="Courier New" w:cs="Courier New" w:eastAsia="Courier New" w:hAnsi="Courier New"/>
+          <w:b w:val="false"/>
+          <w:bCs w:val="false"/>
+          <w:sz w:val="24"/>
+          <w:szCs w:val="24"/>
+        </w:rPr>
+        <w:t xml:space="preserve">若林</w:t>
+      </w:r>
+    </w:p>
+    <w:p>
+      <w:pPr>
+        <w:spacing w:after="0" w:before="0" w:line="240"/>
+        <w:ind w:left="1440" w:right="2160"/>
+        <w:jc w:val="left"/>
+      </w:pPr>
+      <w:r>
+        <w:rPr>
+          <w:rFonts w:ascii="Courier New" w:cs="Courier New" w:eastAsia="Courier New" w:hAnsi="Courier New"/>
+          <w:b w:val="false"/>
+          <w:bCs w:val="false"/>
+          <w:sz w:val="24"/>
+          <w:szCs w:val="24"/>
+        </w:rPr>
+        <w:t xml:space="preserve">ちゃんと、裁きますよ。証言台で。久我さんのやったこと、全部。</w:t>
+      </w:r>
+    </w:p>
+    <w:p>
+      <w:pPr>
+        <w:spacing w:after="0" w:before="200" w:line="240"/>
+        <w:ind w:left="3170" w:right="0"/>
+        <w:jc w:val="left"/>
+      </w:pPr>
+      <w:r>
+        <w:rPr>
+          <w:rFonts w:ascii="Courier New" w:cs="Courier New" w:eastAsia="Courier New" w:hAnsi="Courier New"/>
+          <w:b w:val="false"/>
+          <w:bCs w:val="false"/>
+          <w:sz w:val="24"/>
+          <w:szCs w:val="24"/>
+        </w:rPr>
+        <w:t xml:space="preserve">圭介</w:t>
+      </w:r>
+    </w:p>
+    <w:p>
+      <w:pPr>
+        <w:spacing w:after="0" w:before="0" w:line="240"/>
+        <w:ind w:left="1440" w:right="2160"/>
+        <w:jc w:val="left"/>
+      </w:pPr>
+      <w:r>
+        <w:rPr>
+          <w:rFonts w:ascii="Courier New" w:cs="Courier New" w:eastAsia="Courier New" w:hAnsi="Courier New"/>
+          <w:b w:val="false"/>
+          <w:bCs w:val="false"/>
+          <w:sz w:val="24"/>
+          <w:szCs w:val="24"/>
+        </w:rPr>
+        <w:t xml:space="preserve">全部、言え。俺が覚えてないことも。</w:t>
+      </w:r>
+    </w:p>
+    <w:p>
+      <w:pPr>
+        <w:spacing w:after="0" w:before="200" w:line="240"/>
+        <w:ind w:left="3170" w:right="0"/>
+        <w:jc w:val="left"/>
+      </w:pPr>
+      <w:r>
+        <w:rPr>
+          <w:rFonts w:ascii="Courier New" w:cs="Courier New" w:eastAsia="Courier New" w:hAnsi="Courier New"/>
+          <w:b w:val="false"/>
+          <w:bCs w:val="false"/>
+          <w:sz w:val="24"/>
+          <w:szCs w:val="24"/>
+        </w:rPr>
+        <w:t xml:space="preserve">若林</w:t>
+      </w:r>
+    </w:p>
+    <w:p>
+      <w:pPr>
+        <w:spacing w:after="0" w:before="0" w:line="240"/>
+        <w:ind w:left="1440" w:right="2160"/>
+        <w:jc w:val="left"/>
+      </w:pPr>
+      <w:r>
+        <w:rPr>
+          <w:rFonts w:ascii="Courier New" w:cs="Courier New" w:eastAsia="Courier New" w:hAnsi="Courier New"/>
+          <w:b w:val="false"/>
+          <w:bCs w:val="false"/>
+          <w:sz w:val="24"/>
+          <w:szCs w:val="24"/>
+        </w:rPr>
+        <w:t xml:space="preserve">はい。</w:t>
+      </w:r>
+    </w:p>
+    <w:p>
+      <w:pPr>
+        <w:spacing w:after="120" w:before="0" w:line="240"/>
+        <w:ind w:left="0" w:right="0"/>
+        <w:jc w:val="left"/>
+      </w:pPr>
+      <w:r>
+        <w:rPr>
+          <w:rFonts w:ascii="Courier New" w:cs="Courier New" w:eastAsia="Courier New" w:hAnsi="Courier New"/>
+          <w:b w:val="false"/>
+          <w:bCs w:val="false"/>
+          <w:sz w:val="24"/>
+          <w:szCs w:val="24"/>
+        </w:rPr>
+        <w:t xml:space="preserve">助手席で、川島が、小さく咳払いをする。</w:t>
+      </w:r>
+    </w:p>
+    <w:p>
+      <w:pPr>
+        <w:spacing w:after="0" w:before="200" w:line="240"/>
+        <w:ind w:left="3170" w:right="0"/>
+        <w:jc w:val="left"/>
+      </w:pPr>
+      <w:r>
+        <w:rPr>
+          <w:rFonts w:ascii="Courier New" w:cs="Courier New" w:eastAsia="Courier New" w:hAnsi="Courier New"/>
+          <w:b w:val="false"/>
+          <w:bCs w:val="false"/>
+          <w:sz w:val="24"/>
+          <w:szCs w:val="24"/>
+        </w:rPr>
+        <w:t xml:space="preserve">川島</w:t>
+      </w:r>
+    </w:p>
+    <w:p>
+      <w:pPr>
+        <w:spacing w:after="0" w:before="0" w:line="240"/>
+        <w:ind w:left="1440" w:right="2160"/>
+        <w:jc w:val="left"/>
+      </w:pPr>
+      <w:r>
+        <w:rPr>
+          <w:rFonts w:ascii="Courier New" w:cs="Courier New" w:eastAsia="Courier New" w:hAnsi="Courier New"/>
+          <w:b w:val="false"/>
+          <w:bCs w:val="false"/>
+          <w:sz w:val="24"/>
+          <w:szCs w:val="24"/>
+        </w:rPr>
+        <w:t xml:space="preserve">若林。</w:t>
+      </w:r>
+    </w:p>
+    <w:p>
+      <w:pPr>
+        <w:spacing w:after="0" w:before="200" w:line="240"/>
+        <w:ind w:left="3170" w:right="0"/>
+        <w:jc w:val="left"/>
+      </w:pPr>
+      <w:r>
+        <w:rPr>
+          <w:rFonts w:ascii="Courier New" w:cs="Courier New" w:eastAsia="Courier New" w:hAnsi="Courier New"/>
+          <w:b w:val="false"/>
+          <w:bCs w:val="false"/>
+          <w:sz w:val="24"/>
+          <w:szCs w:val="24"/>
+        </w:rPr>
+        <w:t xml:space="preserve">若林</w:t>
+      </w:r>
+    </w:p>
+    <w:p>
+      <w:pPr>
+        <w:spacing w:after="0" w:before="0" w:line="240"/>
+        <w:ind w:left="1440" w:right="2160"/>
+        <w:jc w:val="left"/>
+      </w:pPr>
+      <w:r>
+        <w:rPr>
+          <w:rFonts w:ascii="Courier New" w:cs="Courier New" w:eastAsia="Courier New" w:hAnsi="Courier New"/>
+          <w:b w:val="false"/>
+          <w:bCs w:val="false"/>
+          <w:sz w:val="24"/>
+          <w:szCs w:val="24"/>
+        </w:rPr>
+        <w:t xml:space="preserve">はい。</w:t>
+      </w:r>
+    </w:p>
+    <w:p>
+      <w:pPr>
+        <w:spacing w:after="0" w:before="200" w:line="240"/>
+        <w:ind w:left="3170" w:right="0"/>
+        <w:jc w:val="left"/>
+      </w:pPr>
+      <w:r>
+        <w:rPr>
+          <w:rFonts w:ascii="Courier New" w:cs="Courier New" w:eastAsia="Courier New" w:hAnsi="Courier New"/>
+          <w:b w:val="false"/>
+          <w:bCs w:val="false"/>
+          <w:sz w:val="24"/>
+          <w:szCs w:val="24"/>
+        </w:rPr>
+        <w:t xml:space="preserve">川島</w:t>
+      </w:r>
+    </w:p>
+    <w:p>
+      <w:pPr>
+        <w:spacing w:after="0" w:before="0" w:line="240"/>
+        <w:ind w:left="1440" w:right="2160"/>
+        <w:jc w:val="left"/>
+      </w:pPr>
+      <w:r>
+        <w:rPr>
+          <w:rFonts w:ascii="Courier New" w:cs="Courier New" w:eastAsia="Courier New" w:hAnsi="Courier New"/>
+          <w:b w:val="false"/>
+          <w:bCs w:val="false"/>
+          <w:sz w:val="24"/>
+          <w:szCs w:val="24"/>
+        </w:rPr>
+        <w:t xml:space="preserve">お前が、久我の後を継げ。しつこい刑事の。</w:t>
+      </w:r>
+    </w:p>
+    <w:p>
+      <w:pPr>
+        <w:spacing w:after="120" w:before="0" w:line="240"/>
+        <w:ind w:left="0" w:right="0"/>
+        <w:jc w:val="left"/>
+      </w:pPr>
+      <w:r>
+        <w:rPr>
+          <w:rFonts w:ascii="Courier New" w:cs="Courier New" w:eastAsia="Courier New" w:hAnsi="Courier New"/>
+          <w:b w:val="false"/>
+          <w:bCs w:val="false"/>
+          <w:sz w:val="24"/>
+          <w:szCs w:val="24"/>
+        </w:rPr>
+        <w:t xml:space="preserve">若林は、答えない。膝の上の手帳を、握りしめる。</w:t>
+      </w:r>
+    </w:p>
+    <w:p>
+      <w:pPr>
+        <w:spacing w:after="0" w:before="200" w:line="240"/>
+        <w:ind w:left="0" w:right="0"/>
+        <w:jc w:val="left"/>
+      </w:pPr>
+      <w:r>
+        <w:rPr>
+          <w:rFonts w:ascii="Courier New" w:cs="Courier New" w:eastAsia="Courier New" w:hAnsi="Courier New"/>
+          <w:b w:val="false"/>
+          <w:bCs w:val="false"/>
+          <w:sz w:val="24"/>
+          <w:szCs w:val="24"/>
+        </w:rPr>
+        <w:t xml:space="preserve">INT. 真澄のマンション・蒼の部屋 - 昼</w:t>
+      </w:r>
+    </w:p>
+    <w:p>
+      <w:pPr>
+        <w:spacing w:after="120" w:before="0" w:line="240"/>
+        <w:ind w:left="0" w:right="0"/>
+        <w:jc w:val="left"/>
+      </w:pPr>
+      <w:r>
+        <w:rPr>
+          <w:rFonts w:ascii="Courier New" w:cs="Courier New" w:eastAsia="Courier New" w:hAnsi="Courier New"/>
+          <w:b w:val="false"/>
+          <w:bCs w:val="false"/>
+          <w:sz w:val="24"/>
+          <w:szCs w:val="24"/>
+        </w:rPr>
+        <w:t xml:space="preserve">段ボールが、また開けられている。子どもの服ではなく、大きめのTシャツが、新しく買ってきた袋から出されている。</w:t>
+      </w:r>
+    </w:p>
+    <w:p>
+      <w:pPr>
+        <w:spacing w:after="120" w:before="0" w:line="240"/>
+        <w:ind w:left="0" w:right="0"/>
+        <w:jc w:val="left"/>
+      </w:pPr>
+      <w:r>
+        <w:rPr>
+          <w:rFonts w:ascii="Courier New" w:cs="Courier New" w:eastAsia="Courier New" w:hAnsi="Courier New"/>
+          <w:b w:val="false"/>
+          <w:bCs w:val="false"/>
+          <w:sz w:val="24"/>
+          <w:szCs w:val="24"/>
+        </w:rPr>
+        <w:t xml:space="preserve">柱の前に、蒼が立っている。十一歳。借りものの、真澄の古いパーカー。</w:t>
+      </w:r>
+    </w:p>
+    <w:p>
+      <w:pPr>
+        <w:spacing w:after="120" w:before="0" w:line="240"/>
+        <w:ind w:left="0" w:right="0"/>
+        <w:jc w:val="left"/>
+      </w:pPr>
+      <w:r>
+        <w:rPr>
+          <w:rFonts w:ascii="Courier New" w:cs="Courier New" w:eastAsia="Courier New" w:hAnsi="Courier New"/>
+          <w:b w:val="false"/>
+          <w:bCs w:val="false"/>
+          <w:sz w:val="24"/>
+          <w:szCs w:val="24"/>
+        </w:rPr>
+        <w:t xml:space="preserve">柱の身長の線。一番上に「あおい　6さい」。そのずっと上に、真澄の鉛筆の印。「11さい？」</w:t>
+      </w:r>
+    </w:p>
+    <w:p>
+      <w:pPr>
+        <w:spacing w:after="120" w:before="0" w:line="240"/>
+        <w:ind w:left="0" w:right="0"/>
+        <w:jc w:val="left"/>
+      </w:pPr>
+      <w:r>
+        <w:rPr>
+          <w:rFonts w:ascii="Courier New" w:cs="Courier New" w:eastAsia="Courier New" w:hAnsi="Courier New"/>
+          <w:b w:val="false"/>
+          <w:bCs w:val="false"/>
+          <w:sz w:val="24"/>
+          <w:szCs w:val="24"/>
+        </w:rPr>
+        <w:t xml:space="preserve">真澄が、蒼の頭の上に、定規を水平に当てる。</w:t>
+      </w:r>
+    </w:p>
+    <w:p>
+      <w:pPr>
+        <w:spacing w:after="120" w:before="0" w:line="240"/>
+        <w:ind w:left="0" w:right="0"/>
+        <w:jc w:val="left"/>
+      </w:pPr>
+      <w:r>
+        <w:rPr>
+          <w:rFonts w:ascii="Courier New" w:cs="Courier New" w:eastAsia="Courier New" w:hAnsi="Courier New"/>
+          <w:b w:val="false"/>
+          <w:bCs w:val="false"/>
+          <w:sz w:val="24"/>
+          <w:szCs w:val="24"/>
+        </w:rPr>
+        <w:t xml:space="preserve">定規の端が、柱に触れる。</w:t>
+      </w:r>
+    </w:p>
+    <w:p>
+      <w:pPr>
+        <w:spacing w:after="120" w:before="0" w:line="240"/>
+        <w:ind w:left="0" w:right="0"/>
+        <w:jc w:val="left"/>
+      </w:pPr>
+      <w:r>
+        <w:rPr>
+          <w:rFonts w:ascii="Courier New" w:cs="Courier New" w:eastAsia="Courier New" w:hAnsi="Courier New"/>
+          <w:b w:val="false"/>
+          <w:bCs w:val="false"/>
+          <w:sz w:val="24"/>
+          <w:szCs w:val="24"/>
+        </w:rPr>
+        <w:t xml:space="preserve">鉛筆の印と、ぴったり同じ高さ。</w:t>
+      </w:r>
+    </w:p>
+    <w:p>
+      <w:pPr>
+        <w:spacing w:after="120" w:before="0" w:line="240"/>
+        <w:ind w:left="0" w:right="0"/>
+        <w:jc w:val="left"/>
+      </w:pPr>
+      <w:r>
+        <w:rPr>
+          <w:rFonts w:ascii="Courier New" w:cs="Courier New" w:eastAsia="Courier New" w:hAnsi="Courier New"/>
+          <w:b w:val="false"/>
+          <w:bCs w:val="false"/>
+          <w:sz w:val="24"/>
+          <w:szCs w:val="24"/>
+        </w:rPr>
+        <w:t xml:space="preserve">真澄の手が、止まる。</w:t>
+      </w:r>
+    </w:p>
+    <w:p>
+      <w:pPr>
+        <w:spacing w:after="0" w:before="200" w:line="240"/>
+        <w:ind w:left="3170" w:right="0"/>
+        <w:jc w:val="left"/>
+      </w:pPr>
+      <w:r>
+        <w:rPr>
+          <w:rFonts w:ascii="Courier New" w:cs="Courier New" w:eastAsia="Courier New" w:hAnsi="Courier New"/>
+          <w:b w:val="false"/>
+          <w:bCs w:val="false"/>
+          <w:sz w:val="24"/>
+          <w:szCs w:val="24"/>
+        </w:rPr>
+        <w:t xml:space="preserve">蒼</w:t>
+      </w:r>
+    </w:p>
+    <w:p>
+      <w:pPr>
+        <w:spacing w:after="0" w:before="0" w:line="240"/>
+        <w:ind w:left="1440" w:right="2160"/>
+        <w:jc w:val="left"/>
+      </w:pPr>
+      <w:r>
+        <w:rPr>
+          <w:rFonts w:ascii="Courier New" w:cs="Courier New" w:eastAsia="Courier New" w:hAnsi="Courier New"/>
+          <w:b w:val="false"/>
+          <w:bCs w:val="false"/>
+          <w:sz w:val="24"/>
+          <w:szCs w:val="24"/>
+        </w:rPr>
+        <w:t xml:space="preserve">どう？</w:t>
+      </w:r>
+    </w:p>
+    <w:p>
+      <w:pPr>
+        <w:spacing w:after="0" w:before="200" w:line="240"/>
+        <w:ind w:left="3170" w:right="0"/>
+        <w:jc w:val="left"/>
+      </w:pPr>
+      <w:r>
+        <w:rPr>
+          <w:rFonts w:ascii="Courier New" w:cs="Courier New" w:eastAsia="Courier New" w:hAnsi="Courier New"/>
+          <w:b w:val="false"/>
+          <w:bCs w:val="false"/>
+          <w:sz w:val="24"/>
+          <w:szCs w:val="24"/>
+        </w:rPr>
+        <w:t xml:space="preserve">真澄</w:t>
+      </w:r>
+    </w:p>
+    <w:p>
+      <w:pPr>
+        <w:spacing w:after="0" w:before="0" w:line="240"/>
+        <w:ind w:left="1440" w:right="2160"/>
+        <w:jc w:val="left"/>
+      </w:pPr>
+      <w:r>
+        <w:rPr>
+          <w:rFonts w:ascii="Courier New" w:cs="Courier New" w:eastAsia="Courier New" w:hAnsi="Courier New"/>
+          <w:b w:val="false"/>
+          <w:bCs w:val="false"/>
+          <w:sz w:val="24"/>
+          <w:szCs w:val="24"/>
+        </w:rPr>
+        <w:t xml:space="preserve">……当たった。</w:t>
+      </w:r>
+    </w:p>
+    <w:p>
+      <w:pPr>
+        <w:spacing w:after="0" w:before="200" w:line="240"/>
+        <w:ind w:left="3170" w:right="0"/>
+        <w:jc w:val="left"/>
+      </w:pPr>
+      <w:r>
+        <w:rPr>
+          <w:rFonts w:ascii="Courier New" w:cs="Courier New" w:eastAsia="Courier New" w:hAnsi="Courier New"/>
+          <w:b w:val="false"/>
+          <w:bCs w:val="false"/>
+          <w:sz w:val="24"/>
+          <w:szCs w:val="24"/>
+        </w:rPr>
+        <w:t xml:space="preserve">蒼</w:t>
+      </w:r>
+    </w:p>
+    <w:p>
+      <w:pPr>
+        <w:spacing w:after="0" w:before="0" w:line="240"/>
+        <w:ind w:left="1440" w:right="2160"/>
+        <w:jc w:val="left"/>
+      </w:pPr>
+      <w:r>
+        <w:rPr>
+          <w:rFonts w:ascii="Courier New" w:cs="Courier New" w:eastAsia="Courier New" w:hAnsi="Courier New"/>
+          <w:b w:val="false"/>
+          <w:bCs w:val="false"/>
+          <w:sz w:val="24"/>
+          <w:szCs w:val="24"/>
+        </w:rPr>
+        <w:t xml:space="preserve">ママ、すごい。</w:t>
+      </w:r>
+    </w:p>
+    <w:p>
+      <w:pPr>
+        <w:spacing w:after="0" w:before="200" w:line="240"/>
+        <w:ind w:left="3170" w:right="0"/>
+        <w:jc w:val="left"/>
+      </w:pPr>
+      <w:r>
+        <w:rPr>
+          <w:rFonts w:ascii="Courier New" w:cs="Courier New" w:eastAsia="Courier New" w:hAnsi="Courier New"/>
+          <w:b w:val="false"/>
+          <w:bCs w:val="false"/>
+          <w:sz w:val="24"/>
+          <w:szCs w:val="24"/>
+        </w:rPr>
+        <w:t xml:space="preserve">真澄</w:t>
+      </w:r>
+    </w:p>
+    <w:p>
+      <w:pPr>
+        <w:spacing w:after="0" w:before="0" w:line="240"/>
+        <w:ind w:left="1440" w:right="2160"/>
+        <w:jc w:val="left"/>
+      </w:pPr>
+      <w:r>
+        <w:rPr>
+          <w:rFonts w:ascii="Courier New" w:cs="Courier New" w:eastAsia="Courier New" w:hAnsi="Courier New"/>
+          <w:b w:val="false"/>
+          <w:bCs w:val="false"/>
+          <w:sz w:val="24"/>
+          <w:szCs w:val="24"/>
+        </w:rPr>
+        <w:t xml:space="preserve">小児科医だもの。</w:t>
+      </w:r>
+    </w:p>
+    <w:p>
+      <w:pPr>
+        <w:spacing w:after="120" w:before="0" w:line="240"/>
+        <w:ind w:left="0" w:right="0"/>
+        <w:jc w:val="left"/>
+      </w:pPr>
+      <w:r>
+        <w:rPr>
+          <w:rFonts w:ascii="Courier New" w:cs="Courier New" w:eastAsia="Courier New" w:hAnsi="Courier New"/>
+          <w:b w:val="false"/>
+          <w:bCs w:val="false"/>
+          <w:sz w:val="24"/>
+          <w:szCs w:val="24"/>
+        </w:rPr>
+        <w:t xml:space="preserve">真澄は、定規を当てたまま、鉛筆で線を引く。印の上に。</w:t>
+      </w:r>
+    </w:p>
+    <w:p>
+      <w:pPr>
+        <w:spacing w:after="120" w:before="0" w:line="240"/>
+        <w:ind w:left="0" w:right="0"/>
+        <w:jc w:val="left"/>
+      </w:pPr>
+      <w:r>
+        <w:rPr>
+          <w:rFonts w:ascii="Courier New" w:cs="Courier New" w:eastAsia="Courier New" w:hAnsi="Courier New"/>
+          <w:b w:val="false"/>
+          <w:bCs w:val="false"/>
+          <w:sz w:val="24"/>
+          <w:szCs w:val="24"/>
+        </w:rPr>
+        <w:t xml:space="preserve">その横に、書く。</w:t>
+      </w:r>
+    </w:p>
+    <w:p>
+      <w:pPr>
+        <w:spacing w:after="120" w:before="0" w:line="240"/>
+        <w:ind w:left="0" w:right="0"/>
+        <w:jc w:val="left"/>
+      </w:pPr>
+      <w:r>
+        <w:rPr>
+          <w:rFonts w:ascii="Courier New" w:cs="Courier New" w:eastAsia="Courier New" w:hAnsi="Courier New"/>
+          <w:b w:val="false"/>
+          <w:bCs w:val="false"/>
+          <w:sz w:val="24"/>
+          <w:szCs w:val="24"/>
+        </w:rPr>
+        <w:t xml:space="preserve">「あおい　11さい」</w:t>
+      </w:r>
+    </w:p>
+    <w:p>
+      <w:pPr>
+        <w:spacing w:after="120" w:before="0" w:line="240"/>
+        <w:ind w:left="0" w:right="0"/>
+        <w:jc w:val="left"/>
+      </w:pPr>
+      <w:r>
+        <w:rPr>
+          <w:rFonts w:ascii="Courier New" w:cs="Courier New" w:eastAsia="Courier New" w:hAnsi="Courier New"/>
+          <w:b w:val="false"/>
+          <w:bCs w:val="false"/>
+          <w:sz w:val="24"/>
+          <w:szCs w:val="24"/>
+        </w:rPr>
+        <w:t xml:space="preserve">「？」は、書かない。</w:t>
+      </w:r>
+    </w:p>
+    <w:p>
+      <w:pPr>
+        <w:spacing w:after="120" w:before="0" w:line="240"/>
+        <w:ind w:left="0" w:right="0"/>
+        <w:jc w:val="left"/>
+      </w:pPr>
+      <w:r>
+        <w:rPr>
+          <w:rFonts w:ascii="Courier New" w:cs="Courier New" w:eastAsia="Courier New" w:hAnsi="Courier New"/>
+          <w:b w:val="false"/>
+          <w:bCs w:val="false"/>
+          <w:sz w:val="24"/>
+          <w:szCs w:val="24"/>
+        </w:rPr>
+        <w:t xml:space="preserve">蒼が、線を見上げる。</w:t>
+      </w:r>
+    </w:p>
+    <w:p>
+      <w:pPr>
+        <w:spacing w:after="0" w:before="200" w:line="240"/>
+        <w:ind w:left="3170" w:right="0"/>
+        <w:jc w:val="left"/>
+      </w:pPr>
+      <w:r>
+        <w:rPr>
+          <w:rFonts w:ascii="Courier New" w:cs="Courier New" w:eastAsia="Courier New" w:hAnsi="Courier New"/>
+          <w:b w:val="false"/>
+          <w:bCs w:val="false"/>
+          <w:sz w:val="24"/>
+          <w:szCs w:val="24"/>
+        </w:rPr>
+        <w:t xml:space="preserve">蒼</w:t>
+      </w:r>
+    </w:p>
+    <w:p>
+      <w:pPr>
+        <w:spacing w:after="0" w:before="0" w:line="240"/>
+        <w:ind w:left="1440" w:right="2160"/>
+        <w:jc w:val="left"/>
+      </w:pPr>
+      <w:r>
+        <w:rPr>
+          <w:rFonts w:ascii="Courier New" w:cs="Courier New" w:eastAsia="Courier New" w:hAnsi="Courier New"/>
+          <w:b w:val="false"/>
+          <w:bCs w:val="false"/>
+          <w:sz w:val="24"/>
+          <w:szCs w:val="24"/>
+        </w:rPr>
+        <w:t xml:space="preserve">六さいから、いきなり十一さい。</w:t>
+      </w:r>
+    </w:p>
+    <w:p>
+      <w:pPr>
+        <w:spacing w:after="0" w:before="200" w:line="240"/>
+        <w:ind w:left="3170" w:right="0"/>
+        <w:jc w:val="left"/>
+      </w:pPr>
+      <w:r>
+        <w:rPr>
+          <w:rFonts w:ascii="Courier New" w:cs="Courier New" w:eastAsia="Courier New" w:hAnsi="Courier New"/>
+          <w:b w:val="false"/>
+          <w:bCs w:val="false"/>
+          <w:sz w:val="24"/>
+          <w:szCs w:val="24"/>
+        </w:rPr>
+        <w:t xml:space="preserve">真澄</w:t>
+      </w:r>
+    </w:p>
+    <w:p>
+      <w:pPr>
+        <w:spacing w:after="0" w:before="0" w:line="240"/>
+        <w:ind w:left="1440" w:right="2160"/>
+        <w:jc w:val="left"/>
+      </w:pPr>
+      <w:r>
+        <w:rPr>
+          <w:rFonts w:ascii="Courier New" w:cs="Courier New" w:eastAsia="Courier New" w:hAnsi="Courier New"/>
+          <w:b w:val="false"/>
+          <w:bCs w:val="false"/>
+          <w:sz w:val="24"/>
+          <w:szCs w:val="24"/>
+        </w:rPr>
+        <w:t xml:space="preserve">うん。</w:t>
+      </w:r>
+    </w:p>
+    <w:p>
+      <w:pPr>
+        <w:spacing w:after="0" w:before="200" w:line="240"/>
+        <w:ind w:left="3170" w:right="0"/>
+        <w:jc w:val="left"/>
+      </w:pPr>
+      <w:r>
+        <w:rPr>
+          <w:rFonts w:ascii="Courier New" w:cs="Courier New" w:eastAsia="Courier New" w:hAnsi="Courier New"/>
+          <w:b w:val="false"/>
+          <w:bCs w:val="false"/>
+          <w:sz w:val="24"/>
+          <w:szCs w:val="24"/>
+        </w:rPr>
+        <w:t xml:space="preserve">蒼</w:t>
+      </w:r>
+    </w:p>
+    <w:p>
+      <w:pPr>
+        <w:spacing w:after="0" w:before="0" w:line="240"/>
+        <w:ind w:left="1440" w:right="2160"/>
+        <w:jc w:val="left"/>
+      </w:pPr>
+      <w:r>
+        <w:rPr>
+          <w:rFonts w:ascii="Courier New" w:cs="Courier New" w:eastAsia="Courier New" w:hAnsi="Courier New"/>
+          <w:b w:val="false"/>
+          <w:bCs w:val="false"/>
+          <w:sz w:val="24"/>
+          <w:szCs w:val="24"/>
+        </w:rPr>
+        <w:t xml:space="preserve">あいだが、ないね。</w:t>
+      </w:r>
+    </w:p>
+    <w:p>
+      <w:pPr>
+        <w:spacing w:after="120" w:before="0" w:line="240"/>
+        <w:ind w:left="0" w:right="0"/>
+        <w:jc w:val="left"/>
+      </w:pPr>
+      <w:r>
+        <w:rPr>
+          <w:rFonts w:ascii="Courier New" w:cs="Courier New" w:eastAsia="Courier New" w:hAnsi="Courier New"/>
+          <w:b w:val="false"/>
+          <w:bCs w:val="false"/>
+          <w:sz w:val="24"/>
+          <w:szCs w:val="24"/>
+        </w:rPr>
+        <w:t xml:space="preserve">真澄は、二本の線のあいだの、何もない柱を見る。</w:t>
+      </w:r>
+    </w:p>
+    <w:p>
+      <w:pPr>
+        <w:spacing w:after="0" w:before="200" w:line="240"/>
+        <w:ind w:left="3170" w:right="0"/>
+        <w:jc w:val="left"/>
+      </w:pPr>
+      <w:r>
+        <w:rPr>
+          <w:rFonts w:ascii="Courier New" w:cs="Courier New" w:eastAsia="Courier New" w:hAnsi="Courier New"/>
+          <w:b w:val="false"/>
+          <w:bCs w:val="false"/>
+          <w:sz w:val="24"/>
+          <w:szCs w:val="24"/>
+        </w:rPr>
+        <w:t xml:space="preserve">真澄</w:t>
+      </w:r>
+    </w:p>
+    <w:p>
+      <w:pPr>
+        <w:spacing w:after="0" w:before="0" w:line="240"/>
+        <w:ind w:left="1440" w:right="2160"/>
+        <w:jc w:val="left"/>
+      </w:pPr>
+      <w:r>
+        <w:rPr>
+          <w:rFonts w:ascii="Courier New" w:cs="Courier New" w:eastAsia="Courier New" w:hAnsi="Courier New"/>
+          <w:b w:val="false"/>
+          <w:bCs w:val="false"/>
+          <w:sz w:val="24"/>
+          <w:szCs w:val="24"/>
+        </w:rPr>
+        <w:t xml:space="preserve">これから、埋めていけばいいのよ。一年ずつ。</w:t>
       </w:r>
     </w:p>
     <w:p>
